--- a/docs/VSP_Session_Final_Summary_2026-05-08.docx
+++ b/docs/VSP_Session_Final_Summary_2026-05-08.docx
@@ -678,7 +678,7 @@
       </w:r>
     </w:p>
     <w:bookmarkEnd w:id="20"/>
-    <w:bookmarkStart w:id="31" w:name="hành-trình-theo-sprint"/>
+    <w:bookmarkStart w:id="34" w:name="hành-trình-theo-sprint"/>
     <w:p>
       <w:pPr>
         <w:pStyle w:val="Heading1"/>
@@ -1419,8 +1419,655 @@
       </w:r>
     </w:p>
     <w:bookmarkEnd w:id="30"/>
+    <w:bookmarkStart w:id="33" w:name="X938bf703791bcf3b97f29af09f09b9d0659d2e0"/>
+    <w:p>
+      <w:pPr>
+        <w:pStyle w:val="Heading2"/>
+      </w:pPr>
+      <w:r>
+        <w:t xml:space="preserve">Sprint 12 — Close 4 điểm yếu từ external review (2 items)</w:t>
+      </w:r>
+    </w:p>
+    <w:p>
+      <w:pPr>
+        <w:pStyle w:val="FirstParagraph"/>
+      </w:pPr>
+      <w:r>
+        <w:t xml:space="preserve">External use-case review v1.0 (2026-05-08) flagged 4 weaknesses. Verify</w:t>
+      </w:r>
+      <w:r>
+        <w:t xml:space="preserve"> </w:t>
+      </w:r>
+      <w:r>
+        <w:t xml:space="preserve">xong:</w:t>
+      </w:r>
+      <w:r>
+        <w:t xml:space="preserve"> </w:t>
+      </w:r>
+      <w:r>
+        <w:rPr>
+          <w:bCs/>
+          <w:b/>
+        </w:rPr>
+        <w:t xml:space="preserve">3/4 đã được fix từ Sprint 4-6</w:t>
+      </w:r>
+      <w:r>
+        <w:t xml:space="preserve">, chỉ còn 2 thật sự thiếu.</w:t>
+      </w:r>
+      <w:r>
+        <w:t xml:space="preserve"> </w:t>
+      </w:r>
+      <w:r>
+        <w:t xml:space="preserve">Sprint 12 đẩy nốt 2 cái còn lại:</w:t>
+      </w:r>
+    </w:p>
+    <w:tbl>
+      <w:tblPr>
+        <w:tblStyle w:val="Table"/>
+        <w:tblW w:type="pct" w:w="5000"/>
+        <w:tblLook w:firstRow="1" w:lastRow="0" w:firstColumn="0" w:lastColumn="0" w:noHBand="0" w:noVBand="0" w:val="0020"/>
+        <w:jc w:val="start"/>
+      </w:tblPr>
+      <w:tblGrid>
+        <w:gridCol w:w="625"/>
+        <w:gridCol w:w="3751"/>
+        <w:gridCol w:w="1875"/>
+        <w:gridCol w:w="1667"/>
+      </w:tblGrid>
+      <w:tr>
+        <w:trPr>
+          <w:tblHeader w:val="true"/>
+        </w:trPr>
+        <w:tc>
+          <w:tcPr/>
+          <w:p>
+            <w:pPr>
+              <w:pStyle w:val="Compact"/>
+              <w:jc w:val="left"/>
+            </w:pPr>
+            <w:r>
+              <w:t xml:space="preserve">#</w:t>
+            </w:r>
+          </w:p>
+        </w:tc>
+        <w:tc>
+          <w:tcPr/>
+          <w:p>
+            <w:pPr>
+              <w:pStyle w:val="Compact"/>
+              <w:jc w:val="left"/>
+            </w:pPr>
+            <w:r>
+              <w:t xml:space="preserve">Điểm yếu báo cáo</w:t>
+            </w:r>
+          </w:p>
+        </w:tc>
+        <w:tc>
+          <w:tcPr/>
+          <w:p>
+            <w:pPr>
+              <w:pStyle w:val="Compact"/>
+              <w:jc w:val="left"/>
+            </w:pPr>
+            <w:r>
+              <w:t xml:space="preserve">Reality</w:t>
+            </w:r>
+          </w:p>
+        </w:tc>
+        <w:tc>
+          <w:tcPr/>
+          <w:p>
+            <w:pPr>
+              <w:pStyle w:val="Compact"/>
+              <w:jc w:val="left"/>
+            </w:pPr>
+            <w:r>
+              <w:t xml:space="preserve">Sprint</w:t>
+            </w:r>
+          </w:p>
+        </w:tc>
+      </w:tr>
+      <w:tr>
+        <w:tc>
+          <w:tcPr/>
+          <w:p>
+            <w:pPr>
+              <w:pStyle w:val="Compact"/>
+              <w:jc w:val="left"/>
+            </w:pPr>
+            <w:r>
+              <w:t xml:space="preserve">1a</w:t>
+            </w:r>
+          </w:p>
+        </w:tc>
+        <w:tc>
+          <w:tcPr/>
+          <w:p>
+            <w:pPr>
+              <w:pStyle w:val="Compact"/>
+              <w:jc w:val="left"/>
+            </w:pPr>
+            <w:r>
+              <w:t xml:space="preserve">Stage Deploy: thiếu Helm</w:t>
+            </w:r>
+          </w:p>
+        </w:tc>
+        <w:tc>
+          <w:tcPr/>
+          <w:p>
+            <w:pPr>
+              <w:pStyle w:val="Compact"/>
+              <w:jc w:val="left"/>
+            </w:pPr>
+            <w:r>
+              <w:t xml:space="preserve">✅ DONE —</w:t>
+            </w:r>
+            <w:r>
+              <w:t xml:space="preserve"> </w:t>
+            </w:r>
+            <w:r>
+              <w:rPr>
+                <w:rStyle w:val="VerbatimChar"/>
+              </w:rPr>
+              <w:t xml:space="preserve">deploy/helm/</w:t>
+            </w:r>
+          </w:p>
+        </w:tc>
+        <w:tc>
+          <w:tcPr/>
+          <w:p>
+            <w:pPr>
+              <w:pStyle w:val="Compact"/>
+              <w:jc w:val="left"/>
+            </w:pPr>
+            <w:r>
+              <w:t xml:space="preserve">Sprint 6.6</w:t>
+            </w:r>
+          </w:p>
+        </w:tc>
+      </w:tr>
+      <w:tr>
+        <w:tc>
+          <w:tcPr/>
+          <w:p>
+            <w:pPr>
+              <w:pStyle w:val="Compact"/>
+              <w:jc w:val="left"/>
+            </w:pPr>
+            <w:r>
+              <w:t xml:space="preserve">1b</w:t>
+            </w:r>
+          </w:p>
+        </w:tc>
+        <w:tc>
+          <w:tcPr/>
+          <w:p>
+            <w:pPr>
+              <w:pStyle w:val="Compact"/>
+              <w:jc w:val="left"/>
+            </w:pPr>
+            <w:r>
+              <w:t xml:space="preserve">K8s admission controller</w:t>
+            </w:r>
+          </w:p>
+        </w:tc>
+        <w:tc>
+          <w:tcPr/>
+          <w:p>
+            <w:pPr>
+              <w:pStyle w:val="Compact"/>
+              <w:jc w:val="left"/>
+            </w:pPr>
+            <w:r>
+              <w:t xml:space="preserve">🆕</w:t>
+            </w:r>
+            <w:r>
+              <w:t xml:space="preserve"> </w:t>
+            </w:r>
+            <w:r>
+              <w:rPr>
+                <w:bCs/>
+                <w:b/>
+              </w:rPr>
+              <w:t xml:space="preserve">NEW</w:t>
+            </w:r>
+            <w:r>
+              <w:t xml:space="preserve"> </w:t>
+            </w:r>
+            <w:r>
+              <w:t xml:space="preserve">—</w:t>
+            </w:r>
+            <w:r>
+              <w:t xml:space="preserve"> </w:t>
+            </w:r>
+            <w:r>
+              <w:rPr>
+                <w:rStyle w:val="VerbatimChar"/>
+              </w:rPr>
+              <w:t xml:space="preserve">deploy/admission/</w:t>
+            </w:r>
+          </w:p>
+        </w:tc>
+        <w:tc>
+          <w:tcPr/>
+          <w:p>
+            <w:pPr>
+              <w:pStyle w:val="Compact"/>
+              <w:jc w:val="left"/>
+            </w:pPr>
+            <w:r>
+              <w:rPr>
+                <w:bCs/>
+                <w:b/>
+              </w:rPr>
+              <w:t xml:space="preserve">Sprint 12</w:t>
+            </w:r>
+          </w:p>
+        </w:tc>
+      </w:tr>
+      <w:tr>
+        <w:tc>
+          <w:tcPr/>
+          <w:p>
+            <w:pPr>
+              <w:pStyle w:val="Compact"/>
+              <w:jc w:val="left"/>
+            </w:pPr>
+            <w:r>
+              <w:t xml:space="preserve">2</w:t>
+            </w:r>
+          </w:p>
+        </w:tc>
+        <w:tc>
+          <w:tcPr/>
+          <w:p>
+            <w:pPr>
+              <w:pStyle w:val="Compact"/>
+              <w:jc w:val="left"/>
+            </w:pPr>
+            <w:r>
+              <w:t xml:space="preserve">Stage Code: chưa có IDE plugin</w:t>
+            </w:r>
+          </w:p>
+        </w:tc>
+        <w:tc>
+          <w:tcPr/>
+          <w:p>
+            <w:pPr>
+              <w:pStyle w:val="Compact"/>
+              <w:jc w:val="left"/>
+            </w:pPr>
+            <w:r>
+              <w:t xml:space="preserve">🆕</w:t>
+            </w:r>
+            <w:r>
+              <w:t xml:space="preserve"> </w:t>
+            </w:r>
+            <w:r>
+              <w:rPr>
+                <w:bCs/>
+                <w:b/>
+              </w:rPr>
+              <w:t xml:space="preserve">NEW</w:t>
+            </w:r>
+            <w:r>
+              <w:t xml:space="preserve"> </w:t>
+            </w:r>
+            <w:r>
+              <w:t xml:space="preserve">—</w:t>
+            </w:r>
+            <w:r>
+              <w:t xml:space="preserve"> </w:t>
+            </w:r>
+            <w:r>
+              <w:rPr>
+                <w:rStyle w:val="VerbatimChar"/>
+              </w:rPr>
+              <w:t xml:space="preserve">ide/vscode-vsp/</w:t>
+            </w:r>
+          </w:p>
+        </w:tc>
+        <w:tc>
+          <w:tcPr/>
+          <w:p>
+            <w:pPr>
+              <w:pStyle w:val="Compact"/>
+              <w:jc w:val="left"/>
+            </w:pPr>
+            <w:r>
+              <w:rPr>
+                <w:bCs/>
+                <w:b/>
+              </w:rPr>
+              <w:t xml:space="preserve">Sprint 12</w:t>
+            </w:r>
+          </w:p>
+        </w:tc>
+      </w:tr>
+      <w:tr>
+        <w:tc>
+          <w:tcPr/>
+          <w:p>
+            <w:pPr>
+              <w:pStyle w:val="Compact"/>
+              <w:jc w:val="left"/>
+            </w:pPr>
+            <w:r>
+              <w:t xml:space="preserve">3</w:t>
+            </w:r>
+          </w:p>
+        </w:tc>
+        <w:tc>
+          <w:tcPr/>
+          <w:p>
+            <w:pPr>
+              <w:pStyle w:val="Compact"/>
+              <w:jc w:val="left"/>
+            </w:pPr>
+            <w:r>
+              <w:t xml:space="preserve">Stage Test: load test + chaos</w:t>
+            </w:r>
+          </w:p>
+        </w:tc>
+        <w:tc>
+          <w:tcPr/>
+          <w:p>
+            <w:pPr>
+              <w:pStyle w:val="Compact"/>
+              <w:jc w:val="left"/>
+            </w:pPr>
+            <w:r>
+              <w:t xml:space="preserve">✅ DONE —</w:t>
+            </w:r>
+            <w:r>
+              <w:t xml:space="preserve"> </w:t>
+            </w:r>
+            <w:r>
+              <w:rPr>
+                <w:rStyle w:val="VerbatimChar"/>
+              </w:rPr>
+              <w:t xml:space="preserve">tests/load/k6_*.js</w:t>
+            </w:r>
+          </w:p>
+        </w:tc>
+        <w:tc>
+          <w:tcPr/>
+          <w:p>
+            <w:pPr>
+              <w:pStyle w:val="Compact"/>
+              <w:jc w:val="left"/>
+            </w:pPr>
+            <w:r>
+              <w:t xml:space="preserve">Sprint 6.8</w:t>
+            </w:r>
+          </w:p>
+        </w:tc>
+      </w:tr>
+      <w:tr>
+        <w:tc>
+          <w:tcPr/>
+          <w:p>
+            <w:pPr>
+              <w:pStyle w:val="Compact"/>
+              <w:jc w:val="left"/>
+            </w:pPr>
+            <w:r>
+              <w:t xml:space="preserve">4</w:t>
+            </w:r>
+          </w:p>
+        </w:tc>
+        <w:tc>
+          <w:tcPr/>
+          <w:p>
+            <w:pPr>
+              <w:pStyle w:val="Compact"/>
+              <w:jc w:val="left"/>
+            </w:pPr>
+            <w:r>
+              <w:t xml:space="preserve">Cross-cutting: secrets ở env</w:t>
+            </w:r>
+          </w:p>
+        </w:tc>
+        <w:tc>
+          <w:tcPr/>
+          <w:p>
+            <w:pPr>
+              <w:pStyle w:val="Compact"/>
+              <w:jc w:val="left"/>
+            </w:pPr>
+            <w:r>
+              <w:t xml:space="preserve">✅ DONE —</w:t>
+            </w:r>
+            <w:r>
+              <w:t xml:space="preserve"> </w:t>
+            </w:r>
+            <w:r>
+              <w:rPr>
+                <w:rStyle w:val="VerbatimChar"/>
+              </w:rPr>
+              <w:t xml:space="preserve">internal/secrets/</w:t>
+            </w:r>
+          </w:p>
+        </w:tc>
+        <w:tc>
+          <w:tcPr/>
+          <w:p>
+            <w:pPr>
+              <w:pStyle w:val="Compact"/>
+              <w:jc w:val="left"/>
+            </w:pPr>
+            <w:r>
+              <w:t xml:space="preserve">Sprint 4.1+5.8</w:t>
+            </w:r>
+          </w:p>
+        </w:tc>
+      </w:tr>
+    </w:tbl>
+    <w:bookmarkStart w:id="31" w:name="k8s-admission-controller"/>
+    <w:p>
+      <w:pPr>
+        <w:pStyle w:val="Heading3"/>
+      </w:pPr>
+      <w:r>
+        <w:t xml:space="preserve">12.1 K8s admission controller</w:t>
+      </w:r>
+    </w:p>
+    <w:p>
+      <w:pPr>
+        <w:pStyle w:val="FirstParagraph"/>
+      </w:pPr>
+      <w:r>
+        <w:rPr>
+          <w:rStyle w:val="VerbatimChar"/>
+        </w:rPr>
+        <w:t xml:space="preserve">deploy/admission/</w:t>
+      </w:r>
+      <w:r>
+        <w:t xml:space="preserve"> </w:t>
+      </w:r>
+      <w:r>
+        <w:t xml:space="preserve">với 2 lựa chọn engine:</w:t>
+      </w:r>
+    </w:p>
+    <w:p>
+      <w:pPr>
+        <w:numPr>
+          <w:ilvl w:val="0"/>
+          <w:numId w:val="1003"/>
+        </w:numPr>
+        <w:pStyle w:val="Compact"/>
+      </w:pPr>
+      <w:r>
+        <w:rPr>
+          <w:bCs/>
+          <w:b/>
+        </w:rPr>
+        <w:t xml:space="preserve">Kyverno</w:t>
+      </w:r>
+      <w:r>
+        <w:t xml:space="preserve"> </w:t>
+      </w:r>
+      <w:r>
+        <w:t xml:space="preserve">(4 ClusterPolicies) — declarative YAML, easier read</w:t>
+      </w:r>
+    </w:p>
+    <w:p>
+      <w:pPr>
+        <w:numPr>
+          <w:ilvl w:val="0"/>
+          <w:numId w:val="1003"/>
+        </w:numPr>
+        <w:pStyle w:val="Compact"/>
+      </w:pPr>
+      <w:r>
+        <w:rPr>
+          <w:bCs/>
+          <w:b/>
+        </w:rPr>
+        <w:t xml:space="preserve">OPA Gatekeeper</w:t>
+      </w:r>
+      <w:r>
+        <w:t xml:space="preserve"> </w:t>
+      </w:r>
+      <w:r>
+        <w:t xml:space="preserve">(ConstraintTemplate + Constraint) — Rego-based</w:t>
+      </w:r>
+    </w:p>
+    <w:p>
+      <w:pPr>
+        <w:pStyle w:val="FirstParagraph"/>
+      </w:pPr>
+      <w:r>
+        <w:t xml:space="preserve">Enforces 8 controls: signed-images-only, non-root, read-only FS,</w:t>
+      </w:r>
+      <w:r>
+        <w:t xml:space="preserve"> </w:t>
+      </w:r>
+      <w:r>
+        <w:t xml:space="preserve">drop-ALL-caps, RuntimeDefault seccomp, no host namespaces, resource</w:t>
+      </w:r>
+      <w:r>
+        <w:t xml:space="preserve"> </w:t>
+      </w:r>
+      <w:r>
+        <w:t xml:space="preserve">limits required, Vault required trong prod namespaces.</w:t>
+      </w:r>
+    </w:p>
+    <w:p>
+      <w:pPr>
+        <w:pStyle w:val="BodyText"/>
+      </w:pPr>
+      <w:r>
+        <w:t xml:space="preserve">Maps to CIS K8s Benchmark 5.2.x + 5.7.x.</w:t>
+      </w:r>
+    </w:p>
     <w:bookmarkEnd w:id="31"/>
-    <w:bookmarkStart w:id="32" w:name="dsomm-trajectory-chi-tiết"/>
+    <w:bookmarkStart w:id="32" w:name="vscode-ide-extension"/>
+    <w:p>
+      <w:pPr>
+        <w:pStyle w:val="Heading3"/>
+      </w:pPr>
+      <w:r>
+        <w:t xml:space="preserve">12.2 VSCode IDE extension</w:t>
+      </w:r>
+    </w:p>
+    <w:p>
+      <w:pPr>
+        <w:pStyle w:val="FirstParagraph"/>
+      </w:pPr>
+      <w:r>
+        <w:rPr>
+          <w:rStyle w:val="VerbatimChar"/>
+        </w:rPr>
+        <w:t xml:space="preserve">ide/vscode-vsp/</w:t>
+      </w:r>
+      <w:r>
+        <w:t xml:space="preserve"> </w:t>
+      </w:r>
+      <w:r>
+        <w:t xml:space="preserve">— TypeScript scaffold ~330 LOC, stdlib HTTP only.</w:t>
+      </w:r>
+    </w:p>
+    <w:p>
+      <w:pPr>
+        <w:pStyle w:val="BodyText"/>
+      </w:pPr>
+      <w:r>
+        <w:t xml:space="preserve">4 commands (Scan workspace / Open findings / Open latest run / Sign in)</w:t>
+      </w:r>
+      <w:r>
+        <w:t xml:space="preserve"> </w:t>
+      </w:r>
+      <w:r>
+        <w:t xml:space="preserve">+ status-bar gate badge (PASS/WARN/FAIL + finding count) + scan-on-save</w:t>
+      </w:r>
+      <w:r>
+        <w:t xml:space="preserve"> </w:t>
+      </w:r>
+      <w:r>
+        <w:t xml:space="preserve">+ Diagnostic API integration (findings → Problems panel) + SecretStorage</w:t>
+      </w:r>
+      <w:r>
+        <w:t xml:space="preserve"> </w:t>
+      </w:r>
+      <w:r>
+        <w:t xml:space="preserve">cho token.</w:t>
+      </w:r>
+    </w:p>
+    <w:p>
+      <w:pPr>
+        <w:pStyle w:val="BodyText"/>
+      </w:pPr>
+      <w:r>
+        <w:t xml:space="preserve">Build:</w:t>
+      </w:r>
+      <w:r>
+        <w:t xml:space="preserve"> </w:t>
+      </w:r>
+      <w:r>
+        <w:rPr>
+          <w:rStyle w:val="VerbatimChar"/>
+        </w:rPr>
+        <w:t xml:space="preserve">cd ide/vscode-vsp &amp;&amp; npm install &amp;&amp; npm run package</w:t>
+      </w:r>
+      <w:r>
+        <w:t xml:space="preserve"> </w:t>
+      </w:r>
+      <w:r>
+        <w:t xml:space="preserve">→</w:t>
+      </w:r>
+      <w:r>
+        <w:t xml:space="preserve"> </w:t>
+      </w:r>
+      <w:r>
+        <w:rPr>
+          <w:rStyle w:val="VerbatimChar"/>
+        </w:rPr>
+        <w:t xml:space="preserve">vsp-security-0.1.0.vsix</w:t>
+      </w:r>
+      <w:r>
+        <w:t xml:space="preserve"> </w:t>
+      </w:r>
+      <w:r>
+        <w:t xml:space="preserve">để publish lên Marketplace.</w:t>
+      </w:r>
+    </w:p>
+    <w:p>
+      <w:pPr>
+        <w:pStyle w:val="BodyText"/>
+      </w:pPr>
+      <w:r>
+        <w:rPr>
+          <w:bCs/>
+          <w:b/>
+        </w:rPr>
+        <w:t xml:space="preserve">Sau Sprint 12: 0 điểm yếu còn lại trong external review v1.0.</w:t>
+      </w:r>
+    </w:p>
+    <w:bookmarkEnd w:id="32"/>
+    <w:bookmarkEnd w:id="33"/>
+    <w:bookmarkEnd w:id="34"/>
+    <w:bookmarkStart w:id="35" w:name="dsomm-trajectory-chi-tiết"/>
     <w:p>
       <w:pPr>
         <w:pStyle w:val="Heading1"/>
@@ -2060,8 +2707,8 @@
         <w:t xml:space="preserve">hợp đồng + thời gian.</w:t>
       </w:r>
     </w:p>
-    <w:bookmarkEnd w:id="32"/>
-    <w:bookmarkStart w:id="36" w:name="code-deliverables-mới"/>
+    <w:bookmarkEnd w:id="35"/>
+    <w:bookmarkStart w:id="39" w:name="code-deliverables-mới"/>
     <w:p>
       <w:pPr>
         <w:pStyle w:val="Heading1"/>
@@ -2070,7 +2717,7 @@
         <w:t xml:space="preserve">4. Code deliverables mới</w:t>
       </w:r>
     </w:p>
-    <w:bookmarkStart w:id="33" w:name="hạng-mục-lớn"/>
+    <w:bookmarkStart w:id="36" w:name="hạng-mục-lớn"/>
     <w:p>
       <w:pPr>
         <w:pStyle w:val="Heading2"/>
@@ -2461,8 +3108,8 @@
         </w:tc>
       </w:tr>
     </w:tbl>
-    <w:bookmarkEnd w:id="33"/>
-    <w:bookmarkStart w:id="34" w:name="endpoint-mới-đáng-chú-ý"/>
+    <w:bookmarkEnd w:id="36"/>
+    <w:bookmarkStart w:id="37" w:name="endpoint-mới-đáng-chú-ý"/>
     <w:p>
       <w:pPr>
         <w:pStyle w:val="Heading2"/>
@@ -2962,8 +3609,8 @@
         </w:tc>
       </w:tr>
     </w:tbl>
-    <w:bookmarkEnd w:id="34"/>
-    <w:bookmarkStart w:id="35" w:name="static-page-mới"/>
+    <w:bookmarkEnd w:id="37"/>
+    <w:bookmarkStart w:id="38" w:name="static-page-mới"/>
     <w:p>
       <w:pPr>
         <w:pStyle w:val="Heading2"/>
@@ -2995,9 +3642,9 @@
         <w:t xml:space="preserve">22 framework coverage table, transparency reports.</w:t>
       </w:r>
     </w:p>
-    <w:bookmarkEnd w:id="35"/>
-    <w:bookmarkEnd w:id="36"/>
-    <w:bookmarkStart w:id="37" w:name="doc-deliverables-mới-7-file-.docx"/>
+    <w:bookmarkEnd w:id="38"/>
+    <w:bookmarkEnd w:id="39"/>
+    <w:bookmarkStart w:id="40" w:name="doc-deliverables-mới-7-file-.docx"/>
     <w:p>
       <w:pPr>
         <w:pStyle w:val="Heading1"/>
@@ -3359,8 +4006,8 @@
         </w:tc>
       </w:tr>
     </w:tbl>
-    <w:bookmarkEnd w:id="37"/>
-    <w:bookmarkStart w:id="38" w:name="path-lên-4.0-final-definitive"/>
+    <w:bookmarkEnd w:id="40"/>
+    <w:bookmarkStart w:id="41" w:name="path-lên-4.0-final-definitive"/>
     <w:p>
       <w:pPr>
         <w:pStyle w:val="Heading1"/>
@@ -3800,8 +4447,8 @@
         <w:t xml:space="preserve">ký + gửi.</w:t>
       </w:r>
     </w:p>
-    <w:bookmarkEnd w:id="38"/>
-    <w:bookmarkStart w:id="41" w:name="risks-đã-được-nhận-diện"/>
+    <w:bookmarkEnd w:id="41"/>
+    <w:bookmarkStart w:id="44" w:name="risks-đã-được-nhận-diện"/>
     <w:p>
       <w:pPr>
         <w:pStyle w:val="Heading1"/>
@@ -3810,140 +4457,13 @@
         <w:t xml:space="preserve">7. Risks đã được nhận diện</w:t>
       </w:r>
     </w:p>
-    <w:bookmarkStart w:id="39" w:name="cần-thực-thi-đúng-để-code-side-hoạt-động"/>
+    <w:bookmarkStart w:id="42" w:name="cần-thực-thi-đúng-để-code-side-hoạt-động"/>
     <w:p>
       <w:pPr>
         <w:pStyle w:val="Heading2"/>
       </w:pPr>
       <w:r>
         <w:t xml:space="preserve">7.1 Cần thực thi đúng để code-side hoạt động</w:t>
-      </w:r>
-    </w:p>
-    <w:p>
-      <w:pPr>
-        <w:numPr>
-          <w:ilvl w:val="0"/>
-          <w:numId w:val="1003"/>
-        </w:numPr>
-        <w:pStyle w:val="Compact"/>
-      </w:pPr>
-      <w:r>
-        <w:rPr>
-          <w:bCs/>
-          <w:b/>
-        </w:rPr>
-        <w:t xml:space="preserve">Vault rollout production</w:t>
-      </w:r>
-      <w:r>
-        <w:t xml:space="preserve">: provider abstraction sẵn, chưa tenant</w:t>
-      </w:r>
-      <w:r>
-        <w:t xml:space="preserve"> </w:t>
-      </w:r>
-      <w:r>
-        <w:t xml:space="preserve">nào flip</w:t>
-      </w:r>
-      <w:r>
-        <w:t xml:space="preserve"> </w:t>
-      </w:r>
-      <w:r>
-        <w:rPr>
-          <w:rStyle w:val="VerbatimChar"/>
-        </w:rPr>
-        <w:t xml:space="preserve">VSP_SECRETS_PROVIDER=vault</w:t>
-      </w:r>
-      <w:r>
-        <w:t xml:space="preserve">. Khuyến nghị dual-mode 1</w:t>
-      </w:r>
-      <w:r>
-        <w:t xml:space="preserve"> </w:t>
-      </w:r>
-      <w:r>
-        <w:t xml:space="preserve">rotation cycle trước khi flip.</w:t>
-      </w:r>
-    </w:p>
-    <w:p>
-      <w:pPr>
-        <w:numPr>
-          <w:ilvl w:val="0"/>
-          <w:numId w:val="1003"/>
-        </w:numPr>
-        <w:pStyle w:val="Compact"/>
-      </w:pPr>
-      <w:r>
-        <w:rPr>
-          <w:bCs/>
-          <w:b/>
-        </w:rPr>
-        <w:t xml:space="preserve">RLS prod role</w:t>
-      </w:r>
-      <w:r>
-        <w:t xml:space="preserve">: gateway dev chạy as table owner = policies chỉ</w:t>
-      </w:r>
-      <w:r>
-        <w:t xml:space="preserve"> </w:t>
-      </w:r>
-      <w:r>
-        <w:t xml:space="preserve">advisory. Prod cần</w:t>
-      </w:r>
-      <w:r>
-        <w:t xml:space="preserve"> </w:t>
-      </w:r>
-      <w:r>
-        <w:rPr>
-          <w:rStyle w:val="VerbatimChar"/>
-        </w:rPr>
-        <w:t xml:space="preserve">db_app</w:t>
-      </w:r>
-      <w:r>
-        <w:t xml:space="preserve"> </w:t>
-      </w:r>
-      <w:r>
-        <w:t xml:space="preserve">non-owner role.</w:t>
-      </w:r>
-    </w:p>
-    <w:p>
-      <w:pPr>
-        <w:numPr>
-          <w:ilvl w:val="0"/>
-          <w:numId w:val="1003"/>
-        </w:numPr>
-        <w:pStyle w:val="Compact"/>
-      </w:pPr>
-      <w:r>
-        <w:rPr>
-          <w:bCs/>
-          <w:b/>
-        </w:rPr>
-        <w:t xml:space="preserve">WebAuthn HTTPS + RP_ID config</w:t>
-      </w:r>
-      <w:r>
-        <w:t xml:space="preserve">: soft-fail khi</w:t>
-      </w:r>
-      <w:r>
-        <w:t xml:space="preserve"> </w:t>
-      </w:r>
-      <w:r>
-        <w:rPr>
-          <w:rStyle w:val="VerbatimChar"/>
-        </w:rPr>
-        <w:t xml:space="preserve">VSP_WEBAUTHN_RP_ID</w:t>
-      </w:r>
-      <w:r>
-        <w:t xml:space="preserve"> </w:t>
-      </w:r>
-      <w:r>
-        <w:t xml:space="preserve">chưa set; admin phải opt in.</w:t>
-      </w:r>
-    </w:p>
-    <w:bookmarkEnd w:id="39"/>
-    <w:bookmarkStart w:id="40" w:name="X4ed82ca94204563b67a4ec7b87fb8b969084af6"/>
-    <w:p>
-      <w:pPr>
-        <w:pStyle w:val="Heading2"/>
-      </w:pPr>
-      <w:r>
-        <w:t xml:space="preserve">7.2 Process gaps (đã có deliverable nhưng cần thực thi)</w:t>
       </w:r>
     </w:p>
     <w:p>
@@ -3955,7 +4475,38 @@
         <w:pStyle w:val="Compact"/>
       </w:pPr>
       <w:r>
-        <w:t xml:space="preserve">Pentest report chưa có (planned Q3 2026 sau khi engage 3PAO)</w:t>
+        <w:rPr>
+          <w:bCs/>
+          <w:b/>
+        </w:rPr>
+        <w:t xml:space="preserve">Vault rollout production</w:t>
+      </w:r>
+      <w:r>
+        <w:t xml:space="preserve">: provider abstraction sẵn, chưa tenant</w:t>
+      </w:r>
+      <w:r>
+        <w:t xml:space="preserve"> </w:t>
+      </w:r>
+      <w:r>
+        <w:t xml:space="preserve">nào flip</w:t>
+      </w:r>
+      <w:r>
+        <w:t xml:space="preserve"> </w:t>
+      </w:r>
+      <w:r>
+        <w:rPr>
+          <w:rStyle w:val="VerbatimChar"/>
+        </w:rPr>
+        <w:t xml:space="preserve">VSP_SECRETS_PROVIDER=vault</w:t>
+      </w:r>
+      <w:r>
+        <w:t xml:space="preserve">. Khuyến nghị dual-mode 1</w:t>
+      </w:r>
+      <w:r>
+        <w:t xml:space="preserve"> </w:t>
+      </w:r>
+      <w:r>
+        <w:t xml:space="preserve">rotation cycle trước khi flip.</w:t>
       </w:r>
     </w:p>
     <w:p>
@@ -3967,7 +4518,35 @@
         <w:pStyle w:val="Compact"/>
       </w:pPr>
       <w:r>
-        <w:t xml:space="preserve">Bug bounty chưa operational (intake ready, contract pending)</w:t>
+        <w:rPr>
+          <w:bCs/>
+          <w:b/>
+        </w:rPr>
+        <w:t xml:space="preserve">RLS prod role</w:t>
+      </w:r>
+      <w:r>
+        <w:t xml:space="preserve">: gateway dev chạy as table owner = policies chỉ</w:t>
+      </w:r>
+      <w:r>
+        <w:t xml:space="preserve"> </w:t>
+      </w:r>
+      <w:r>
+        <w:t xml:space="preserve">advisory. Prod cần</w:t>
+      </w:r>
+      <w:r>
+        <w:t xml:space="preserve"> </w:t>
+      </w:r>
+      <w:r>
+        <w:rPr>
+          <w:rStyle w:val="VerbatimChar"/>
+        </w:rPr>
+        <w:t xml:space="preserve">db_app</w:t>
+      </w:r>
+      <w:r>
+        <w:t xml:space="preserve"> </w:t>
+      </w:r>
+      <w:r>
+        <w:t xml:space="preserve">non-owner role.</w:t>
       </w:r>
     </w:p>
     <w:p>
@@ -3979,60 +4558,39 @@
         <w:pStyle w:val="Compact"/>
       </w:pPr>
       <w:r>
-        <w:t xml:space="preserve">Status page chưa publish (JSON ready, Statuspage.io chưa signup)</w:t>
-      </w:r>
-    </w:p>
-    <w:p>
-      <w:pPr>
-        <w:numPr>
-          <w:ilvl w:val="0"/>
-          <w:numId w:val="1004"/>
-        </w:numPr>
-        <w:pStyle w:val="Compact"/>
-      </w:pPr>
-      <w:r>
-        <w:t xml:space="preserve">4 tabletops chưa conducted (calendar đã đề xuất, chưa ai tham gia)</w:t>
-      </w:r>
-    </w:p>
-    <w:p>
-      <w:pPr>
-        <w:numPr>
-          <w:ilvl w:val="0"/>
-          <w:numId w:val="1004"/>
-        </w:numPr>
-        <w:pStyle w:val="Compact"/>
-      </w:pPr>
-      <w:r>
-        <w:t xml:space="preserve">DSOMM 4.0 audit firm chưa engage</w:t>
-      </w:r>
-    </w:p>
-    <w:bookmarkEnd w:id="40"/>
-    <w:bookmarkEnd w:id="41"/>
-    <w:bookmarkStart w:id="42" w:name="bottom-line-cho-sếp"/>
-    <w:p>
-      <w:pPr>
-        <w:pStyle w:val="Heading1"/>
-      </w:pPr>
-      <w:r>
-        <w:t xml:space="preserve">8. Bottom line cho sếp</w:t>
-      </w:r>
-    </w:p>
-    <w:p>
-      <w:pPr>
-        <w:pStyle w:val="FirstParagraph"/>
-      </w:pPr>
-      <w:r>
         <w:rPr>
           <w:bCs/>
           <w:b/>
         </w:rPr>
-        <w:t xml:space="preserve">Code đã làm xong phần của nó.</w:t>
-      </w:r>
-      <w:r>
-        <w:t xml:space="preserve"> </w:t>
-      </w:r>
-      <w:r>
-        <w:t xml:space="preserve">VSP có:</w:t>
+        <w:t xml:space="preserve">WebAuthn HTTPS + RP_ID config</w:t>
+      </w:r>
+      <w:r>
+        <w:t xml:space="preserve">: soft-fail khi</w:t>
+      </w:r>
+      <w:r>
+        <w:t xml:space="preserve"> </w:t>
+      </w:r>
+      <w:r>
+        <w:rPr>
+          <w:rStyle w:val="VerbatimChar"/>
+        </w:rPr>
+        <w:t xml:space="preserve">VSP_WEBAUTHN_RP_ID</w:t>
+      </w:r>
+      <w:r>
+        <w:t xml:space="preserve"> </w:t>
+      </w:r>
+      <w:r>
+        <w:t xml:space="preserve">chưa set; admin phải opt in.</w:t>
+      </w:r>
+    </w:p>
+    <w:bookmarkEnd w:id="42"/>
+    <w:bookmarkStart w:id="43" w:name="X4ed82ca94204563b67a4ec7b87fb8b969084af6"/>
+    <w:p>
+      <w:pPr>
+        <w:pStyle w:val="Heading2"/>
+      </w:pPr>
+      <w:r>
+        <w:t xml:space="preserve">7.2 Process gaps (đã có deliverable nhưng cần thực thi)</w:t>
       </w:r>
     </w:p>
     <w:p>
@@ -4044,7 +4602,7 @@
         <w:pStyle w:val="Compact"/>
       </w:pPr>
       <w:r>
-        <w:t xml:space="preserve">22 compliance framework documented với evidence</w:t>
+        <w:t xml:space="preserve">Pentest report chưa có (planned Q3 2026 sau khi engage 3PAO)</w:t>
       </w:r>
     </w:p>
     <w:p>
@@ -4056,7 +4614,7 @@
         <w:pStyle w:val="Compact"/>
       </w:pPr>
       <w:r>
-        <w:t xml:space="preserve">8 self-attestation endpoint live trả JSON</w:t>
+        <w:t xml:space="preserve">Bug bounty chưa operational (intake ready, contract pending)</w:t>
       </w:r>
     </w:p>
     <w:p>
@@ -4068,7 +4626,7 @@
         <w:pStyle w:val="Compact"/>
       </w:pPr>
       <w:r>
-        <w:t xml:space="preserve">Audit bundle 1-click cho 3PAO</w:t>
+        <w:t xml:space="preserve">Status page chưa publish (JSON ready, Statuspage.io chưa signup)</w:t>
       </w:r>
     </w:p>
     <w:p>
@@ -4080,7 +4638,7 @@
         <w:pStyle w:val="Compact"/>
       </w:pPr>
       <w:r>
-        <w:t xml:space="preserve">5 .docx outreach pack ready để forward</w:t>
+        <w:t xml:space="preserve">4 tabletops chưa conducted (calendar đã đề xuất, chưa ai tham gia)</w:t>
       </w:r>
     </w:p>
     <w:p>
@@ -4092,55 +4650,18 @@
         <w:pStyle w:val="Compact"/>
       </w:pPr>
       <w:r>
-        <w:t xml:space="preserve">Public Trust Center page</w:t>
-      </w:r>
-    </w:p>
-    <w:p>
-      <w:pPr>
-        <w:numPr>
-          <w:ilvl w:val="0"/>
-          <w:numId w:val="1005"/>
-        </w:numPr>
-        <w:pStyle w:val="Compact"/>
-      </w:pPr>
-      <w:r>
-        <w:t xml:space="preserve">3PAO engagement guide 6-phase</w:t>
-      </w:r>
-    </w:p>
-    <w:p>
-      <w:pPr>
-        <w:numPr>
-          <w:ilvl w:val="0"/>
-          <w:numId w:val="1005"/>
-        </w:numPr>
-        <w:pStyle w:val="Compact"/>
-      </w:pPr>
-      <w:r>
-        <w:t xml:space="preserve">Risk register 22 risks với residual scoring</w:t>
-      </w:r>
-    </w:p>
-    <w:p>
-      <w:pPr>
-        <w:numPr>
-          <w:ilvl w:val="0"/>
-          <w:numId w:val="1005"/>
-        </w:numPr>
-        <w:pStyle w:val="Compact"/>
-      </w:pPr>
-      <w:r>
-        <w:t xml:space="preserve">KPI sanity gate (CI release blocker)</w:t>
-      </w:r>
-    </w:p>
-    <w:p>
-      <w:pPr>
-        <w:numPr>
-          <w:ilvl w:val="0"/>
-          <w:numId w:val="1005"/>
-        </w:numPr>
-        <w:pStyle w:val="Compact"/>
-      </w:pPr>
-      <w:r>
-        <w:t xml:space="preserve">Self-SBOM publish (OpenSSF Scorecard auto-discovery)</w:t>
+        <w:t xml:space="preserve">DSOMM 4.0 audit firm chưa engage</w:t>
+      </w:r>
+    </w:p>
+    <w:bookmarkEnd w:id="43"/>
+    <w:bookmarkEnd w:id="44"/>
+    <w:bookmarkStart w:id="45" w:name="bottom-line-cho-sếp"/>
+    <w:p>
+      <w:pPr>
+        <w:pStyle w:val="Heading1"/>
+      </w:pPr>
+      <w:r>
+        <w:t xml:space="preserve">8. Bottom line cho sếp</w:t>
       </w:r>
     </w:p>
     <w:p>
@@ -4152,7 +4673,13 @@
           <w:bCs/>
           <w:b/>
         </w:rPr>
-        <w:t xml:space="preserve">Engineering cần sếp 2 quyết định:</w:t>
+        <w:t xml:space="preserve">Code đã làm xong phần của nó.</w:t>
+      </w:r>
+      <w:r>
+        <w:t xml:space="preserve"> </w:t>
+      </w:r>
+      <w:r>
+        <w:t xml:space="preserve">VSP có:</w:t>
       </w:r>
     </w:p>
     <w:p>
@@ -4164,26 +4691,7 @@
         <w:pStyle w:val="Compact"/>
       </w:pPr>
       <w:r>
-        <w:rPr>
-          <w:bCs/>
-          <w:b/>
-        </w:rPr>
-        <w:t xml:space="preserve">Phê duyệt $120-250k Q3 2026</w:t>
-      </w:r>
-      <w:r>
-        <w:t xml:space="preserve"> </w:t>
-      </w:r>
-      <w:r>
-        <w:t xml:space="preserve">trong memo</w:t>
-      </w:r>
-      <w:r>
-        <w:t xml:space="preserve"> </w:t>
-      </w:r>
-      <w:r>
-        <w:rPr>
-          <w:rStyle w:val="VerbatimChar"/>
-        </w:rPr>
-        <w:t xml:space="preserve">02_CFO_BUDGET_MEMO.docx</w:t>
+        <w:t xml:space="preserve">22 compliance framework documented với evidence</w:t>
       </w:r>
     </w:p>
     <w:p>
@@ -4195,63 +4703,188 @@
         <w:pStyle w:val="Compact"/>
       </w:pPr>
       <w:r>
+        <w:t xml:space="preserve">8 self-attestation endpoint live trả JSON</w:t>
+      </w:r>
+    </w:p>
+    <w:p>
+      <w:pPr>
+        <w:numPr>
+          <w:ilvl w:val="0"/>
+          <w:numId w:val="1006"/>
+        </w:numPr>
+        <w:pStyle w:val="Compact"/>
+      </w:pPr>
+      <w:r>
+        <w:t xml:space="preserve">Audit bundle 1-click cho 3PAO</w:t>
+      </w:r>
+    </w:p>
+    <w:p>
+      <w:pPr>
+        <w:numPr>
+          <w:ilvl w:val="0"/>
+          <w:numId w:val="1006"/>
+        </w:numPr>
+        <w:pStyle w:val="Compact"/>
+      </w:pPr>
+      <w:r>
+        <w:t xml:space="preserve">5 .docx outreach pack ready để forward</w:t>
+      </w:r>
+    </w:p>
+    <w:p>
+      <w:pPr>
+        <w:numPr>
+          <w:ilvl w:val="0"/>
+          <w:numId w:val="1006"/>
+        </w:numPr>
+        <w:pStyle w:val="Compact"/>
+      </w:pPr>
+      <w:r>
+        <w:t xml:space="preserve">Public Trust Center page</w:t>
+      </w:r>
+    </w:p>
+    <w:p>
+      <w:pPr>
+        <w:numPr>
+          <w:ilvl w:val="0"/>
+          <w:numId w:val="1006"/>
+        </w:numPr>
+        <w:pStyle w:val="Compact"/>
+      </w:pPr>
+      <w:r>
+        <w:t xml:space="preserve">3PAO engagement guide 6-phase</w:t>
+      </w:r>
+    </w:p>
+    <w:p>
+      <w:pPr>
+        <w:numPr>
+          <w:ilvl w:val="0"/>
+          <w:numId w:val="1006"/>
+        </w:numPr>
+        <w:pStyle w:val="Compact"/>
+      </w:pPr>
+      <w:r>
+        <w:t xml:space="preserve">Risk register 22 risks với residual scoring</w:t>
+      </w:r>
+    </w:p>
+    <w:p>
+      <w:pPr>
+        <w:numPr>
+          <w:ilvl w:val="0"/>
+          <w:numId w:val="1006"/>
+        </w:numPr>
+        <w:pStyle w:val="Compact"/>
+      </w:pPr>
+      <w:r>
+        <w:t xml:space="preserve">KPI sanity gate (CI release blocker)</w:t>
+      </w:r>
+    </w:p>
+    <w:p>
+      <w:pPr>
+        <w:numPr>
+          <w:ilvl w:val="0"/>
+          <w:numId w:val="1006"/>
+        </w:numPr>
+        <w:pStyle w:val="Compact"/>
+      </w:pPr>
+      <w:r>
+        <w:t xml:space="preserve">Self-SBOM publish (OpenSSF Scorecard auto-discovery)</w:t>
+      </w:r>
+    </w:p>
+    <w:p>
+      <w:pPr>
+        <w:pStyle w:val="FirstParagraph"/>
+      </w:pPr>
+      <w:r>
         <w:rPr>
           <w:bCs/>
           <w:b/>
         </w:rPr>
-        <w:t xml:space="preserve">Phân ai gửi 4 outreach docs còn lại</w:t>
-      </w:r>
-      <w:r>
-        <w:t xml:space="preserve"> </w:t>
-      </w:r>
-      <w:r>
-        <w:t xml:space="preserve">(3PAO RFP, HackerOne,</w:t>
-      </w:r>
-      <w:r>
-        <w:t xml:space="preserve"> </w:t>
-      </w:r>
-      <w:r>
-        <w:t xml:space="preserve">Statuspage, Tabletop)</w:t>
-      </w:r>
-    </w:p>
-    <w:p>
-      <w:pPr>
-        <w:pStyle w:val="FirstParagraph"/>
-      </w:pPr>
-      <w:r>
-        <w:t xml:space="preserve">Sau khi 2 quyết định trên xong,</w:t>
-      </w:r>
-      <w:r>
-        <w:t xml:space="preserve"> </w:t>
-      </w:r>
+        <w:t xml:space="preserve">Engineering cần sếp 2 quyết định:</w:t>
+      </w:r>
+    </w:p>
+    <w:p>
+      <w:pPr>
+        <w:numPr>
+          <w:ilvl w:val="0"/>
+          <w:numId w:val="1007"/>
+        </w:numPr>
+        <w:pStyle w:val="Compact"/>
+      </w:pPr>
       <w:r>
         <w:rPr>
           <w:bCs/>
           <w:b/>
         </w:rPr>
-        <w:t xml:space="preserve">trong 10 tháng</w:t>
-      </w:r>
-      <w:r>
-        <w:t xml:space="preserve"> </w:t>
-      </w:r>
-      <w:r>
-        <w:t xml:space="preserve">VSP đạt</w:t>
-      </w:r>
-      <w:r>
-        <w:t xml:space="preserve"> </w:t>
-      </w:r>
+        <w:t xml:space="preserve">Phê duyệt $120-250k Q3 2026</w:t>
+      </w:r>
+      <w:r>
+        <w:t xml:space="preserve"> </w:t>
+      </w:r>
+      <w:r>
+        <w:t xml:space="preserve">trong memo</w:t>
+      </w:r>
+      <w:r>
+        <w:t xml:space="preserve"> </w:t>
+      </w:r>
+      <w:r>
+        <w:rPr>
+          <w:rStyle w:val="VerbatimChar"/>
+        </w:rPr>
+        <w:t xml:space="preserve">02_CFO_BUDGET_MEMO.docx</w:t>
+      </w:r>
+    </w:p>
+    <w:p>
+      <w:pPr>
+        <w:numPr>
+          <w:ilvl w:val="0"/>
+          <w:numId w:val="1007"/>
+        </w:numPr>
+        <w:pStyle w:val="Compact"/>
+      </w:pPr>
       <w:r>
         <w:rPr>
           <w:bCs/>
           <w:b/>
         </w:rPr>
-        <w:t xml:space="preserve">4.0</w:t>
+        <w:t xml:space="preserve">Phân ai gửi 4 outreach docs còn lại</w:t>
+      </w:r>
+      <w:r>
+        <w:t xml:space="preserve"> </w:t>
+      </w:r>
+      <w:r>
+        <w:t xml:space="preserve">(3PAO RFP, HackerOne,</w:t>
+      </w:r>
+      <w:r>
+        <w:t xml:space="preserve"> </w:t>
+      </w:r>
+      <w:r>
+        <w:t xml:space="preserve">Statuspage, Tabletop)</w:t>
+      </w:r>
+    </w:p>
+    <w:p>
+      <w:pPr>
+        <w:pStyle w:val="FirstParagraph"/>
+      </w:pPr>
+      <w:r>
+        <w:t xml:space="preserve">Sau khi 2 quyết định trên xong,</w:t>
+      </w:r>
+      <w:r>
+        <w:t xml:space="preserve"> </w:t>
       </w:r>
       <w:r>
         <w:rPr>
           <w:bCs/>
           <w:b/>
         </w:rPr>
+        <w:t xml:space="preserve">trong 10 tháng</w:t>
+      </w:r>
+      <w:r>
+        <w:t xml:space="preserve"> </w:t>
+      </w:r>
+      <w:r>
+        <w:t xml:space="preserve">VSP đạt</w:t>
+      </w:r>
+      <w:r>
         <w:t xml:space="preserve"> </w:t>
       </w:r>
       <w:r>
@@ -4259,6 +4892,20 @@
           <w:bCs/>
           <w:b/>
         </w:rPr>
+        <w:t xml:space="preserve">4.0</w:t>
+      </w:r>
+      <w:r>
+        <w:rPr>
+          <w:bCs/>
+          <w:b/>
+        </w:rPr>
+        <w:t xml:space="preserve"> </w:t>
+      </w:r>
+      <w:r>
+        <w:rPr>
+          <w:bCs/>
+          <w:b/>
+        </w:rPr>
         <w:t xml:space="preserve">certified với multi-framework attestation</w:t>
       </w:r>
       <w:r>
@@ -4274,8 +4921,8 @@
         <w:t xml:space="preserve">2 Type II + ISO 27001 Stage 1 readiness).</w:t>
       </w:r>
     </w:p>
-    <w:bookmarkEnd w:id="42"/>
-    <w:bookmarkStart w:id="43" w:name="phụ-lục-repo-state"/>
+    <w:bookmarkEnd w:id="45"/>
+    <w:bookmarkStart w:id="46" w:name="phụ-lục-repo-state"/>
     <w:p>
       <w:pPr>
         <w:pStyle w:val="Heading1"/>
@@ -4765,7 +5412,7 @@
         <w:t xml:space="preserve">CTO / CFO / CEO / Compliance Officer / Head of Sales.</w:t>
       </w:r>
     </w:p>
-    <w:bookmarkEnd w:id="43"/>
+    <w:bookmarkEnd w:id="46"/>
     <w:sectPr/>
   </w:body>
 </w:document>
@@ -5106,6 +5753,9 @@
     <w:abstractNumId w:val="991"/>
   </w:num>
   <w:num w:numId="1006">
+    <w:abstractNumId w:val="991"/>
+  </w:num>
+  <w:num w:numId="1007">
     <w:abstractNumId w:val="99411"/>
     <w:lvlOverride w:ilvl="0">
       <w:startOverride w:val="1"/>
